--- a/06-research-implementation/homework.docx
+++ b/06-research-implementation/homework.docx
@@ -1247,30 +1247,15 @@
           <w:rtl/>
         </w:rPr>
         <w:lastRenderedPageBreak/>
-        <w:t xml:space="preserve">הוסיפו תוכנית ראשית קצרה, עם הרצה של האלגוריתם שלכם על קלט </w:t>
-      </w:r>
-      <w:r>
-        <w:rPr>
-          <w:rFonts w:cs="Gisha" w:hint="cs"/>
-          <w:rtl/>
-        </w:rPr>
-        <w:t xml:space="preserve">אקראי </w:t>
-      </w:r>
-      <w:r>
-        <w:rPr>
-          <w:rFonts w:cs="Gisha" w:hint="cs"/>
-          <w:rtl/>
-        </w:rPr>
-        <w:t>לדוגמה.</w:t>
-      </w:r>
-    </w:p>
-    <w:p>
-      <w:pPr>
-        <w:rPr>
-          <w:rFonts w:cs="Gisha"/>
-          <w:rtl/>
-        </w:rPr>
-      </w:pPr>
+        <w:t>הוסיפו תוכנית ראשית קצרה</w:t>
+      </w:r>
+      <w:r>
+        <w:rPr>
+          <w:rFonts w:cs="Gisha" w:hint="cs"/>
+          <w:rtl/>
+        </w:rPr>
+        <w:t xml:space="preserve"> המדגימה את האלגוריתם שלכם. התוכנית הראשית צריכה לייצר קלט אקראי בגודל בינוני - גדול יותר מהדוקטסטים, אבל מספיק קטן כך שהקוד ירוץ בזמן סביר. להריץ את האלגוריתם שלכם על הקלט, ולכתוב את התוצאה. </w:t>
+      </w:r>
     </w:p>
     <w:p>
       <w:pPr>
@@ -1581,7 +1566,7 @@
         </mc:Choice>
         <mc:Fallback>
           <w:pict>
-            <v:shape w14:anchorId="193FED9C" id="צורה אוטומטית 21" o:spid="_x0000_s1026" style="position:absolute;margin-left:0;margin-top:0;width:434.75pt;height:.3pt;flip:x;z-index:-503316478;visibility:visible;mso-wrap-style:square;mso-wrap-distance-left:0;mso-wrap-distance-top:0;mso-wrap-distance-right:0;mso-wrap-distance-bottom:0;mso-position-horizontal:center;mso-position-horizontal-relative:margin;mso-position-vertical:center;mso-position-vertical-relative:text;v-text-anchor:top" coordsize="21600,21600" o:gfxdata="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" path="m,l21600,21600e" filled="f" strokecolor="#95b3d7 [1940]" strokeweight=".35mm">
+            <v:shape w14:anchorId="245BDE3E" id="צורה אוטומטית 21" o:spid="_x0000_s1026" style="position:absolute;left:0;text-align:left;margin-left:0;margin-top:0;width:434.75pt;height:.3pt;flip:x;z-index:-503316478;visibility:visible;mso-wrap-style:square;mso-wrap-distance-left:0;mso-wrap-distance-top:0;mso-wrap-distance-right:0;mso-wrap-distance-bottom:0;mso-position-horizontal:center;mso-position-horizontal-relative:margin;mso-position-vertical:center;mso-position-vertical-relative:text;v-text-anchor:top" coordsize="21600,21600" o:gfxdata="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" path="m,l21600,21600e" filled="f" strokecolor="#95b3d7 [1940]" strokeweight=".35mm">
               <v:path arrowok="t"/>
               <w10:wrap anchorx="margin"/>
             </v:shape>
